--- a/prosedurler/EMS.ÜR.TL.05.11. Order Review, Risk Meeting and Sample Approval Instruction.docx
+++ b/prosedurler/EMS.ÜR.TL.05.11. Order Review, Risk Meeting and Sample Approval Instruction.docx
@@ -73,7 +73,7 @@
           <w:sz w:val="24"/>
           <w:szCs w:val="24"/>
         </w:rPr>
-        <w:t xml:space="preserve">It covers all customer orders, repeat orders and order changes, from receipt of the order to hand-over to production planning: customer specification and tech pack check (TLM-ONH-01), risk analysis meeting (TLM-ONH-02) and sample approval and hand-over to production (TLM-ONH-03). It applies to all customers and order types.</w:t>
+        <w:t xml:space="preserve">It covers all customer orders, repeat orders and order changes, from receipt of the order to hand-over to production planning: customer specification and tech pack check (EMS.ÜR.TL.05.11), risk analysis meeting (EMS.ÜR.TL.05.11) and sample approval and hand-over to production (EMS.ÜR.TL.05.11). It applies to all customers and order types.</w:t>
       </w:r>
     </w:p>
     <w:p>
@@ -573,7 +573,7 @@
           <w:sz w:val="24"/>
           <w:szCs w:val="24"/>
         </w:rPr>
-        <w:t xml:space="preserve">1. CUSTOMER SPECIFICATION AND TECH PACK CHECK (TLM-ONH-01)</w:t>
+        <w:t xml:space="preserve">1. CUSTOMER SPECIFICATION AND TECH PACK CHECK (EMS.ÜR.TL.05.11)</w:t>
       </w:r>
     </w:p>
     <w:p>
@@ -605,7 +605,7 @@
           <w:sz w:val="24"/>
           <w:szCs w:val="24"/>
         </w:rPr>
-        <w:t xml:space="preserve">1.2. The Order Review Form (FRM-ONH-01) is completed before the order is accepted: style, fabric and yarn, colours, sizes and quantities, measurements and tolerances, test and fastness requirements, restricted substance requirements, labels, packing, delivery date and shipping terms.</w:t>
+        <w:t xml:space="preserve">1.2. The Order Review Form (EMS.ÜR.FRM.05.01) is completed before the order is accepted: style, fabric and yarn, colours, sizes and quantities, measurements and tolerances, test and fastness requirements, restricted substance requirements, labels, packing, delivery date and shipping terms.</w:t>
       </w:r>
     </w:p>
     <w:p>
@@ -694,7 +694,7 @@
           <w:sz w:val="24"/>
           <w:szCs w:val="24"/>
         </w:rPr>
-        <w:t xml:space="preserve">2. RISK ANALYSIS MEETING (TLM-ONH-02)</w:t>
+        <w:t xml:space="preserve">2. RISK ANALYSIS MEETING (EMS.ÜR.TL.05.11)</w:t>
       </w:r>
     </w:p>
     <w:p>
@@ -815,7 +815,7 @@
           <w:sz w:val="24"/>
           <w:szCs w:val="24"/>
         </w:rPr>
-        <w:t xml:space="preserve">3. SAMPLE PLAN AND APPROVAL (TLM-ONH-03)</w:t>
+        <w:t xml:space="preserve">3. SAMPLE PLAN AND APPROVAL (EMS.ÜR.TL.05.11)</w:t>
       </w:r>
     </w:p>
     <w:p>
@@ -936,7 +936,7 @@
           <w:sz w:val="24"/>
           <w:szCs w:val="24"/>
         </w:rPr>
-        <w:t xml:space="preserve">4.1. The Production Hand-over Form (FRM-ONH-02) is completed with the order file, the signed risk minutes and the approved sample.</w:t>
+        <w:t xml:space="preserve">4.1. The Production Hand-over Form (EMS.ÜR.FRM.05.02) is completed with the order file, the signed risk minutes and the approved sample.</w:t>
       </w:r>
     </w:p>
     <w:p>
@@ -1012,7 +1012,7 @@
           <w:sz w:val="24"/>
           <w:szCs w:val="24"/>
         </w:rPr>
-        <w:t xml:space="preserve">Order review completed before production: 100% (FRM-ONH-01).</w:t>
+        <w:t xml:space="preserve">Order review completed before production: 100% (EMS.ÜR.FRM.05.01).</w:t>
       </w:r>
     </w:p>
     <w:p>
@@ -1392,7 +1392,7 @@
           <w:sz w:val="24"/>
           <w:szCs w:val="24"/>
         </w:rPr>
-        <w:t xml:space="preserve">PRS-ONH-01 Order Review Procedure; PRS-ONH-02 Risk Analysis Procedure</w:t>
+        <w:t xml:space="preserve">EMS.ÜR.PRO.05.03 Order Review Procedure; EMS.YS.PRO.11.04 Risk Analysis Procedure</w:t>
       </w:r>
     </w:p>
     <w:p>
@@ -1411,7 +1411,7 @@
           <w:sz w:val="24"/>
           <w:szCs w:val="24"/>
         </w:rPr>
-        <w:t xml:space="preserve">TLM-ONH-01, TLM-ONH-02, TLM-ONH-03</w:t>
+        <w:t xml:space="preserve">EMS.ÜR.TL.05.11, EMS.ÜR.TL.05.11, EMS.ÜR.TL.05.11</w:t>
       </w:r>
     </w:p>
     <w:p>
@@ -1430,7 +1430,7 @@
           <w:sz w:val="24"/>
           <w:szCs w:val="24"/>
         </w:rPr>
-        <w:t xml:space="preserve">FRM-ONH-01 Order Review Form; FRM-ONH-02 Production Hand-over Form</w:t>
+        <w:t xml:space="preserve">EMS.ÜR.FRM.05.01 Order Review Form; EMS.ÜR.FRM.05.02 Production Hand-over Form</w:t>
       </w:r>
     </w:p>
     <w:p>
@@ -1578,7 +1578,7 @@
           <w:sz w:val="24"/>
           <w:szCs w:val="24"/>
         </w:rPr>
-        <w:t xml:space="preserve">تشمل جميع طلبات العملاء والطلبات المتكررة وتغييرات الطلبات، من استلام الطلب حتى تسليمه إلى تخطيط الإنتاج: فحص مواصفات العميل والملف الفني (TLM-ONH-01)، واجتماع تحليل المخاطر (TLM-ONH-02)، واعتماد العينة والتسليم إلى الإنتاج (TLM-ONH-03). وتنطبق على جميع العملاء وأنواع الطلبات.</w:t>
+        <w:t xml:space="preserve">تشمل جميع طلبات العملاء والطلبات المتكررة وتغييرات الطلبات، من استلام الطلب حتى تسليمه إلى تخطيط الإنتاج: فحص مواصفات العميل والملف الفني (EMS.ÜR.TL.05.11)، واجتماع تحليل المخاطر (EMS.ÜR.TL.05.11)، واعتماد العينة والتسليم إلى الإنتاج (EMS.ÜR.TL.05.11). وتنطبق على جميع العملاء وأنواع الطلبات.</w:t>
       </w:r>
     </w:p>
     <w:p>
@@ -2137,7 +2137,7 @@
           <w:sz w:val="24"/>
           <w:szCs w:val="24"/>
         </w:rPr>
-        <w:t xml:space="preserve">1. فحص مواصفات العميل والملف الفني (TLM-ONH-01)</w:t>
+        <w:t xml:space="preserve">1. فحص مواصفات العميل والملف الفني (EMS.ÜR.TL.05.11)</w:t>
       </w:r>
     </w:p>
     <w:p>
@@ -2173,7 +2173,7 @@
           <w:sz w:val="24"/>
           <w:szCs w:val="24"/>
         </w:rPr>
-        <w:t xml:space="preserve">1.2. تُستكمل استمارة مراجعة الطلب (FRM-ONH-01) قبل قبول الطلب: الموديل، والقماش والخيط، والألوان، والمقاسات والكميات، والقياسات والتفاوتات، ومتطلبات الاختبار والثبات، ومتطلبات المواد المحظورة، والملصقات، والتعبئة، وموعد التسليم وشروط الشحن.</w:t>
+        <w:t xml:space="preserve">1.2. تُستكمل استمارة مراجعة الطلب (EMS.ÜR.FRM.05.01) قبل قبول الطلب: الموديل، والقماش والخيط، والألوان، والمقاسات والكميات، والقياسات والتفاوتات، ومتطلبات الاختبار والثبات، ومتطلبات المواد المحظورة، والملصقات، والتعبئة، وموعد التسليم وشروط الشحن.</w:t>
       </w:r>
     </w:p>
     <w:p>
@@ -2273,7 +2273,7 @@
           <w:sz w:val="24"/>
           <w:szCs w:val="24"/>
         </w:rPr>
-        <w:t xml:space="preserve">2. اجتماع تحليل المخاطر (TLM-ONH-02)</w:t>
+        <w:t xml:space="preserve">2. اجتماع تحليل المخاطر (EMS.ÜR.TL.05.11)</w:t>
       </w:r>
     </w:p>
     <w:p>
@@ -2409,7 +2409,7 @@
           <w:sz w:val="24"/>
           <w:szCs w:val="24"/>
         </w:rPr>
-        <w:t xml:space="preserve">3. خطة العينات واعتمادها (TLM-ONH-03)</w:t>
+        <w:t xml:space="preserve">3. خطة العينات واعتمادها (EMS.ÜR.TL.05.11)</w:t>
       </w:r>
     </w:p>
     <w:p>
@@ -2545,7 +2545,7 @@
           <w:sz w:val="24"/>
           <w:szCs w:val="24"/>
         </w:rPr>
-        <w:t xml:space="preserve">4.1. تُستكمل استمارة التسليم إلى الإنتاج (FRM-ONH-02) مع ملف الطلب ومحضر المخاطر الموقع والعينة المعتمدة.</w:t>
+        <w:t xml:space="preserve">4.1. تُستكمل استمارة التسليم إلى الإنتاج (EMS.ÜR.FRM.05.02) مع ملف الطلب ومحضر المخاطر الموقع والعينة المعتمدة.</w:t>
       </w:r>
     </w:p>
     <w:p>
@@ -2630,7 +2630,7 @@
           <w:sz w:val="24"/>
           <w:szCs w:val="24"/>
         </w:rPr>
-        <w:t xml:space="preserve">استكمال مراجعة الطلب قبل الإنتاج: 100% (FRM-ONH-01).</w:t>
+        <w:t xml:space="preserve">استكمال مراجعة الطلب قبل الإنتاج: 100% (EMS.ÜR.FRM.05.01).</w:t>
       </w:r>
     </w:p>
     <w:p>
@@ -3053,7 +3053,7 @@
           <w:sz w:val="24"/>
           <w:szCs w:val="24"/>
         </w:rPr>
-        <w:t xml:space="preserve">PRS-ONH-01 إجراء مراجعة الطلب؛ PRS-ONH-02 إجراء تحليل المخاطر</w:t>
+        <w:t xml:space="preserve">EMS.ÜR.PRO.05.03 إجراء مراجعة الطلب؛ EMS.YS.PRO.11.04 إجراء تحليل المخاطر</w:t>
       </w:r>
     </w:p>
     <w:p>
@@ -3074,7 +3074,7 @@
           <w:sz w:val="24"/>
           <w:szCs w:val="24"/>
         </w:rPr>
-        <w:t xml:space="preserve">TLM-ONH-01، TLM-ONH-02، TLM-ONH-03</w:t>
+        <w:t xml:space="preserve">EMS.ÜR.TL.05.11، EMS.ÜR.TL.05.11، EMS.ÜR.TL.05.11</w:t>
       </w:r>
     </w:p>
     <w:p>
@@ -3095,7 +3095,7 @@
           <w:sz w:val="24"/>
           <w:szCs w:val="24"/>
         </w:rPr>
-        <w:t xml:space="preserve">FRM-ONH-01 استمارة مراجعة الطلب؛ FRM-ONH-02 استمارة التسليم إلى الإنتاج</w:t>
+        <w:t xml:space="preserve">EMS.ÜR.FRM.05.01 استمارة مراجعة الطلب؛ EMS.ÜR.FRM.05.02 استمارة التسليم إلى الإنتاج</w:t>
       </w:r>
     </w:p>
     <w:p>
